--- a/docs/Roteiro_Projeto_IoT_Sistema_Seguranca.docx
+++ b/docs/Roteiro_Projeto_IoT_Sistema_Seguranca.docx
@@ -338,7 +338,7 @@
                 <w:szCs w:val="22"/>
                 <w:lang w:val="en-US" w:eastAsia="en-US" w:bidi="ar-SA"/>
               </w:rPr>
-              <w:t>________________________</w:t>
+              <w:t>Emerson</w:t>
             </w:r>
           </w:p>
         </w:tc>

--- a/docs/Roteiro_Projeto_IoT_Sistema_Seguranca.docx
+++ b/docs/Roteiro_Projeto_IoT_Sistema_Seguranca.docx
@@ -2959,15 +2959,12 @@
       <w:r>
         <w:rPr>
           <w:b/>
-          <w:highlight w:val="yellow"/>
-        </w:rPr>
-        <w:t xml:space="preserve">[PENDENTE – grupo] </w:t>
-      </w:r>
-      <w:r>
-        <w:rPr>
-          <w:highlight w:val="yellow"/>
-        </w:rPr>
-        <w:t xml:space="preserve">Link do projeto Wokwi: ______________________________________ (salvar o projeto na conta do grupo no wokwi.com e colar o link).</w:t>
+        </w:rPr>
+        <w:t xml:space="preserve">Link do projeto Wokwi: </w:t>
+      </w:r>
+      <w:r>
+        <w:rPr/>
+        <w:t xml:space="preserve">https://wokwi.com/projects/478725460238901249</w:t>
       </w:r>
     </w:p>
     <w:p xmlns:a="http://schemas.openxmlformats.org/drawingml/2006/main">
@@ -7630,15 +7627,12 @@
       <w:r>
         <w:rPr>
           <w:b/>
-          <w:highlight w:val="yellow"/>
-        </w:rPr>
-        <w:t xml:space="preserve">[PENDENTE – grupo] </w:t>
-      </w:r>
-      <w:r>
-        <w:rPr>
-          <w:highlight w:val="yellow"/>
-        </w:rPr>
-        <w:t xml:space="preserve">Preparar a apresentação (slides) e ensaiar a demonstração seguindo a tabela de testes acima.</w:t>
+        </w:rPr>
+        <w:t xml:space="preserve">Apresentação: </w:t>
+      </w:r>
+      <w:r>
+        <w:rPr/>
+        <w:t xml:space="preserve">slides no Canva (14 slides, do problema à conclusão) e demonstração com o vídeo docs/video/sistema-seguranca-iot-demo.mp4 ou ao vivo no Wokwi, seguindo a tabela de testes acima.</w:t>
       </w:r>
     </w:p>
     <w:p>
